--- a/rapports/16_02_2026/ABD/coh_EQ9_sup_073201040003.docx
+++ b/rapports/16_02_2026/ABD/coh_EQ9_sup_073201040003.docx
@@ -25,7 +25,7 @@
         <w:br/>
         <w:t>Grappe: 073201040003</w:t>
         <w:br/>
-        <w:t>Date: 16/02/2026 a 12:41</w:t>
+        <w:t>Date: 16/02/2026 a 12:58</w:t>
       </w:r>
     </w:p>
     <w:p/>

--- a/rapports/16_02_2026/ABD/coh_EQ9_sup_073201040003.docx
+++ b/rapports/16_02_2026/ABD/coh_EQ9_sup_073201040003.docx
@@ -25,7 +25,7 @@
         <w:br/>
         <w:t>Grappe: 073201040003</w:t>
         <w:br/>
-        <w:t>Date: 16/02/2026 a 12:58</w:t>
+        <w:t>Date: 16/02/2026 a 13:06</w:t>
       </w:r>
     </w:p>
     <w:p/>
@@ -359,38 +359,6 @@
           </w:tcPr>
           <w:p>
             <w:r>
-              <w:t>Section0</w:t>
-            </w:r>
-          </w:p>
-        </w:tc>
-        <w:tc>
-          <w:tcPr>
-            <w:tcW w:type="dxa" w:w="3324"/>
-          </w:tcPr>
-          <w:p>
-            <w:r>
-              <w:t>Identification et renseignements de controle</w:t>
-            </w:r>
-          </w:p>
-        </w:tc>
-        <w:tc>
-          <w:tcPr>
-            <w:tcW w:type="dxa" w:w="3324"/>
-          </w:tcPr>
-          <w:p>
-            <w:r>
-              <w:t>9</w:t>
-            </w:r>
-          </w:p>
-        </w:tc>
-      </w:tr>
-      <w:tr>
-        <w:tc>
-          <w:tcPr>
-            <w:tcW w:type="dxa" w:w="3324"/>
-          </w:tcPr>
-          <w:p>
-            <w:r>
               <w:t>Section14</w:t>
             </w:r>
           </w:p>
@@ -455,6 +423,38 @@
           </w:tcPr>
           <w:p>
             <w:r>
+              <w:t>Section0</w:t>
+            </w:r>
+          </w:p>
+        </w:tc>
+        <w:tc>
+          <w:tcPr>
+            <w:tcW w:type="dxa" w:w="3324"/>
+          </w:tcPr>
+          <w:p>
+            <w:r>
+              <w:t>Identification et renseignements de controle</w:t>
+            </w:r>
+          </w:p>
+        </w:tc>
+        <w:tc>
+          <w:tcPr>
+            <w:tcW w:type="dxa" w:w="3324"/>
+          </w:tcPr>
+          <w:p>
+            <w:r>
+              <w:t>7</w:t>
+            </w:r>
+          </w:p>
+        </w:tc>
+      </w:tr>
+      <w:tr>
+        <w:tc>
+          <w:tcPr>
+            <w:tcW w:type="dxa" w:w="3324"/>
+          </w:tcPr>
+          <w:p>
+            <w:r>
               <w:t>Section9f</w:t>
             </w:r>
           </w:p>
@@ -487,7 +487,7 @@
           </w:tcPr>
           <w:p>
             <w:r>
-              <w:t>Section12</w:t>
+              <w:t>Section3</w:t>
             </w:r>
           </w:p>
         </w:tc>
@@ -497,7 +497,7 @@
           </w:tcPr>
           <w:p>
             <w:r>
-              <w:t>Actifs du menage</w:t>
+              <w:t>Sante</w:t>
             </w:r>
           </w:p>
         </w:tc>
@@ -507,7 +507,7 @@
           </w:tcPr>
           <w:p>
             <w:r>
-              <w:t>6</w:t>
+              <w:t>5</w:t>
             </w:r>
           </w:p>
         </w:tc>
@@ -871,9 +871,9 @@
         <w:rPr>
           <w:sz w:val="20"/>
         </w:rPr>
-        <w:t xml:space="preserve">- Incoherence! SALLA MBENGUE dispose d'un téléphone portable à s01q39, donc la raison évoquée ne peut pas être (ne dispose pas d'appareil). Attention ! Le montant (5000 Fcfa) dépensé ou reçu en cadeau pour les recharges internet ou de forfaits de données mobiles(hors appels vocaux), aucours des 30 derniers jours de  SALLA MBENGUE est relativement élevé par rapport aux autres montants depansés observés dans cette zone. Prière de corriger ou de confirmer avec le QG. </w:t>
+        <w:t xml:space="preserve">- Incoherence! SALLA MBENGUE dispose d'un téléphone portable à s01q39, donc la raison évoquée ne peut pas être (ne dispose pas d'appareil). </w:t>
         <w:br/>
-        <w:t>- Les informations sur l'acte de naissance (ni Jours, ni mois et ni années) de  NDEYE AWA MBAYE  manquent, s'il vous plait pouvez-vous fournir d'effort pour avoir ces informations. Attention ! Le montant (5000 Fcfa) dépensé ou reçu en cadeau pour les recharges internet ou de forfaits de données mobiles(hors appels vocaux), aucours des 30 derniers jours de  NDEYE AWA MBAYE est relativement élevé par rapport aux autres montants depansés observés dans cette zone. Prière de corriger ou de confirmer avec le QG.</w:t>
+        <w:t>- Les informations sur l'acte de naissance (ni Jours, ni mois et ni années) de  NDEYE AWA MBAYE  manquent, s'il vous plait pouvez-vous fournir d'effort pour avoir ces informations.</w:t>
       </w:r>
     </w:p>
     <w:p>
@@ -1463,7 +1463,7 @@
         <w:rPr>
           <w:sz w:val="20"/>
         </w:rPr>
-        <w:t>- Avertissement!! le prix unitaire (150 Fcfa) de Thé en sachet (unité: Sachets) de taille Petit est très faible ou élevé. Prière de corriger ou de confirmer avec le QG.</w:t>
+        <w:t>- Attention ! Soupçons de quantité anormale! Le ménage de MOUSSA KEITA avec une taille de 1 personnes a consommé 1 Kg en taille unique de Sucre en poudre  qui est relativement élevé comme consommation par rapport à la condition de vie des autres ménages de même taille dans cette zone. Prière de corriger ou de confirmer avec le QG. Avertissement!! le prix unitaire (150 Fcfa) de Thé en sachet (unité: Sachets) de taille Petit est très faible ou élevé. Prière de corriger ou de confirmer avec le QG.</w:t>
       </w:r>
     </w:p>
     <w:p>
@@ -1505,9 +1505,9 @@
         <w:rPr>
           <w:sz w:val="20"/>
         </w:rPr>
-        <w:t xml:space="preserve">- Attention ! Bonbonne de gaz a été achété à 22000 Fcfa est relativement élevé par rapport aux autres prix d'achat observés dans cette zone. Prière de corriger ou de confirmer avec le QG. Attention ! Bonbonne de gaz a été revendu à 20000 Fcfa qui est relativement élevé par rapport aux autres prix de revente observés dans cette zone. Prière de corriger ou de confirmer avec le QG. </w:t>
+        <w:t xml:space="preserve">- Attention ! Bonbonne de gaz a été achété à 22000 Fcfa est relativement élevé par rapport aux autres prix d'achat observés dans cette zone. Prière de corriger ou de confirmer avec le QG. </w:t>
         <w:br/>
-        <w:t>- Attention ! Foyers améliorés a été achété à 25000 Fcfa est relativement élevé par rapport aux autres prix d'achat observés dans cette zone. Prière de corriger ou de confirmer avec le QG.</w:t>
+        <w:t>- Attention ! Foyers améliorés a été achété à 25000 Fcfa est relativement élevé par rapport aux autres prix d'achat observés dans cette zone. Prière de corriger ou de confirmer avec le QG. Attention ! Foyers améliorés a été revendu à 20000 Fcfa qui est relativement élevé par rapport aux autres prix de revente observés dans cette zone. Prière de corriger ou de confirmer avec le QG.</w:t>
       </w:r>
     </w:p>
     <w:p>
@@ -2092,7 +2092,7 @@
         <w:rPr>
           <w:sz w:val="20"/>
         </w:rPr>
-        <w:t>- Attention ! Le prix unitaire d'achat (166.6667 Fcfa) de Pain moderne (Baguette) en miche (Moyen) est relativement élevé par rapport aux autres prix observés dans cette zone. Prière de corriger ou de confirmer avec le QG. Attention ! Le prix unitaire d'achat (50 Fcfa) de Feuilles de  Haricot en Tas (Petit) est relativement faible par rapport aux autres prix observés dans cette zone. Prière de corriger ou de confirmer avec le QG. Attention ! Le prix unitaire d'achat (700 Fcfa) de Sucre en poudre  en Kg (taille unique) est relativement élevé par rapport aux autres prix observés dans cette zone. Prière de corriger ou de confirmer avec le QG. Incohérence!! Dans ce ménage, chaque individus consomme par jour 10.68102 Kg  de cereale; Prière de revoir les quantités prises de ces produits. Incohérence!! Dans ce ménage, chaque individus consomme par jour 10.68102 Kg  de cereale; Prière de revoir les quantités prises de ces produits.</w:t>
+        <w:t>- Attention ! Le prix unitaire d'achat (150 Fcfa) de Poivre en Sachets (Moyen) est relativement élevé par rapport aux autres prix observés dans cette zone. Prière de corriger ou de confirmer avec le QG. Attention ! Le prix unitaire d'achat (166.6667 Fcfa) de Pain moderne (Baguette) en miche (Moyen) est relativement élevé par rapport aux autres prix observés dans cette zone. Prière de corriger ou de confirmer avec le QG. Attention ! Le prix unitaire d'achat (50 Fcfa) de Feuilles de  Haricot en Tas (Petit) est relativement faible par rapport aux autres prix observés dans cette zone. Prière de corriger ou de confirmer avec le QG. Attention ! Le prix unitaire d'achat (700 Fcfa) de Sucre en poudre  en Kg (taille unique) est relativement élevé par rapport aux autres prix observés dans cette zone. Prière de corriger ou de confirmer avec le QG. Incohérence!! Dans ce ménage, chaque individus consomme par jour 21.72184 Kg  de cereale; Prière de revoir les quantités prises de ces produits. Incohérence!! Dans ce ménage, chaque individus consomme par jour 21.72184 Kg  de cereale; Prière de revoir les quantités prises de ces produits. Attention ! Soupçons de quantité anormale! Le ménage de MOUSSA NIANG avec une taille de 7 personnes a consommé 17.5 Kg en taille unique de Riz local Gambiaka qui est relativement élevé comme consommation par rapport à la condition de vie des autres ménages de même taille dans cette zone. Prière de corriger ou de confirmer avec le QG.</w:t>
       </w:r>
     </w:p>
     <w:p>
@@ -2178,9 +2178,7 @@
         </w:rPr>
         <w:t xml:space="preserve">- Attention ! Groupe moto pompe a été revendu à 85000 Fcfa qui est relativement élevé par rapport aux autres prix de revente observés dans cette zone. Prière de corriger ou de confirmer avec le QG. </w:t>
         <w:br/>
-        <w:t xml:space="preserve">- Attention ! Hache/pioche a été revendu à 5000 Fcfa qui est relativement élevé par rapport aux autres prix de revente observés dans cette zone. Prière de corriger ou de confirmer avec le QG. </w:t>
-        <w:br/>
-        <w:t>- Attention ! Machette a été revendu à 2500 Fcfa qui est relativement élevé par rapport aux autres prix de revente observés dans cette zone. Prière de corriger ou de confirmer avec le QG.</w:t>
+        <w:t>- Attention ! Hache/pioche a été revendu à 5000 Fcfa qui est relativement élevé par rapport aux autres prix de revente observés dans cette zone. Prière de corriger ou de confirmer avec le QG.</w:t>
       </w:r>
     </w:p>
     <w:p>
@@ -2637,7 +2635,7 @@
         <w:rPr>
           <w:sz w:val="20"/>
         </w:rPr>
-        <w:t>- Attention ! Le prix unitaire d'achat (25 Fcfa) de Vinaigre de vin en Verre ( à thé) (taille unique) est relativement faible par rapport aux autres prix observés dans cette zone. Prière de corriger ou de confirmer avec le QG. Attention ! Le prix unitaire d'achat (50 Fcfa) de Aubergine sauvage  en Pièce (Moyen) est relativement faible par rapport aux autres prix observés dans cette zone. Prière de corriger ou de confirmer avec le QG. Attention ! Le prix unitaire d'achat (50 Fcfa) de Choux en Morceau (Portion) (Petit) est relativement faible par rapport aux autres prix observés dans cette zone. Prière de corriger ou de confirmer avec le QG. Attention ! Le prix unitaire d'achat (50 Fcfa) de Manioc en tubercules en Morceau (Portion) (Petit) est relativement faible par rapport aux autres prix observés dans cette zone. Prière de corriger ou de confirmer avec le QG. Attention ! Le prix unitaire d'achat (50 Fcfa) de Patate douce en Morceau (Portion) (Moyen) est relativement faible par rapport aux autres prix observés dans cette zone. Prière de corriger ou de confirmer avec le QG. Attention ! Le prix unitaire d'achat (700 Fcfa) de Sucre en poudre  en Kg (taille unique) est relativement élevé par rapport aux autres prix observés dans cette zone. Prière de corriger ou de confirmer avec le QG. Avertissement!! La quantité (3.5 litre) du produit Huile d'arachide raffinée consommée  par le ménage semble très élevé, prière de corriger ou confirmer avec le QG. Avertissement!!! Le ménage a consommé 20 Pièce Moyen de Capitaine frais, cette quantité semble anormale pour une consommation des 7 derniers jours.Prière de corriger ou de confirmer avec le QG. Avertissement!!! Le ménage a consommé 4 Boite (Autre que la boite/pot de tomate) Tres petit de Thé en sachet, cette quantité semble anormale pour une consommation des 7 derniers jours.Les ménages consomment géneralement en sachet ou en paquet, prière de corriger ou de confirmer avec le QG. Incohérence!! Dans ce ménage, chaque individus consomme par jour 24.96127 Kg  de cereale; Prière de revoir les quantités prises de ces produits.</w:t>
+        <w:t>- Attention ! Le prix unitaire d'achat (25 Fcfa) de Vinaigre de vin en Verre ( à thé) (taille unique) est relativement faible par rapport aux autres prix observés dans cette zone. Prière de corriger ou de confirmer avec le QG. Attention ! Le prix unitaire d'achat (400 Fcfa) de Pastèque en Pièce (Moyen) est relativement faible par rapport aux autres prix observés dans cette zone. Prière de corriger ou de confirmer avec le QG. Attention ! Le prix unitaire d'achat (50 Fcfa) de Choux en Morceau (Portion) (Petit) est relativement faible par rapport aux autres prix observés dans cette zone. Prière de corriger ou de confirmer avec le QG. Attention ! Le prix unitaire d'achat (50 Fcfa) de Manioc en tubercules en Morceau (Portion) (Petit) est relativement faible par rapport aux autres prix observés dans cette zone. Prière de corriger ou de confirmer avec le QG. Attention ! Le prix unitaire d'achat (50 Fcfa) de Patate douce en Morceau (Portion) (Moyen) est relativement faible par rapport aux autres prix observés dans cette zone. Prière de corriger ou de confirmer avec le QG. Attention ! Le prix unitaire d'achat (700 Fcfa) de Sucre en poudre  en Kg (taille unique) est relativement élevé par rapport aux autres prix observés dans cette zone. Prière de corriger ou de confirmer avec le QG. Avertissement!! La quantité (3.5 litre) du produit Huile d'arachide raffinée consommée  par le ménage semble très élevé, prière de corriger ou confirmer avec le QG. Avertissement!!! Le ménage a consommé 20 Pièce Moyen de Capitaine frais, cette quantité semble anormale pour une consommation des 7 derniers jours.Prière de corriger ou de confirmer avec le QG. Avertissement!!! Le ménage a consommé 4 Boite (Autre que la boite/pot de tomate) Tres petit de Thé en sachet, cette quantité semble anormale pour une consommation des 7 derniers jours.Les ménages consomment géneralement en sachet ou en paquet, prière de corriger ou de confirmer avec le QG. Incohérence!! Dans ce ménage, chaque individus consomme par jour 44.12571 Kg  de cereale; Prière de revoir les quantités prises de ces produits.</w:t>
       </w:r>
     </w:p>
     <w:p>
@@ -3163,7 +3161,7 @@
         <w:rPr>
           <w:sz w:val="20"/>
         </w:rPr>
-        <w:t>- Attention ! Le prix unitaire d'achat (16.66667 Fcfa) de Courge en Morceau (Portion) (Moyen) est relativement faible par rapport aux autres prix observés dans cette zone. Prière de corriger ou de confirmer avec le QG. Attention ! Le prix unitaire d'achat (300 Fcfa) de Pastèque en Pièce (Petit) est relativement faible par rapport aux autres prix observés dans cette zone. Prière de corriger ou de confirmer avec le QG. Attention ! Le prix unitaire d'achat (33.33333 Fcfa) de Aubergine sauvage  en Pièce (Moyen) est relativement faible par rapport aux autres prix observés dans cette zone. Prière de corriger ou de confirmer avec le QG. Attention ! Le prix unitaire d'achat (33.33333 Fcfa) de Manioc en tubercules en Morceau (Portion) (Petit) est relativement faible par rapport aux autres prix observés dans cette zone. Prière de corriger ou de confirmer avec le QG. Attention ! Le prix unitaire d'achat (50 Fcfa) de Feuilles de  Haricot en Tas (Petit) est relativement faible par rapport aux autres prix observés dans cette zone. Prière de corriger ou de confirmer avec le QG. Attention ! Le prix unitaire d'achat (50 Fcfa) de Tamarin noir en Sachets (Petit) est relativement faible par rapport aux autres prix observés dans cette zone. Prière de corriger ou de confirmer avec le QG. Attention ! Le prix unitaire d'achat (700 Fcfa) de Sucre en poudre  en Kg (taille unique) est relativement élevé par rapport aux autres prix observés dans cette zone. Prière de corriger ou de confirmer avec le QG. Avertissement!!! Le ménage a consommé 21 Pièce Moyen de Poisson frais type 8, cette quantité semble anormale pour une consommation des 7 derniers jours.Prière de corriger ou de confirmer avec le QG. Incohérence!! Dans ce ménage, chaque individus consomme par jour 28.41357 Kg  de cereale; Prière de revoir les quantités prises de ces produits.</w:t>
+        <w:t>- Attention ! Le prix unitaire d'achat (16.66667 Fcfa) de Courge en Morceau (Portion) (Moyen) est relativement faible par rapport aux autres prix observés dans cette zone. Prière de corriger ou de confirmer avec le QG. Attention ! Le prix unitaire d'achat (300 Fcfa) de Pastèque en Pièce (Petit) est relativement faible par rapport aux autres prix observés dans cette zone. Prière de corriger ou de confirmer avec le QG. Attention ! Le prix unitaire d'achat (33.33333 Fcfa) de Manioc en tubercules en Morceau (Portion) (Petit) est relativement faible par rapport aux autres prix observés dans cette zone. Prière de corriger ou de confirmer avec le QG. Attention ! Le prix unitaire d'achat (50 Fcfa) de Aubergine   en Pièce (Moyen) est relativement faible par rapport aux autres prix observés dans cette zone. Prière de corriger ou de confirmer avec le QG. Attention ! Le prix unitaire d'achat (50 Fcfa) de Feuilles de  Haricot en Tas (Petit) est relativement faible par rapport aux autres prix observés dans cette zone. Prière de corriger ou de confirmer avec le QG. Attention ! Le prix unitaire d'achat (50 Fcfa) de Tamarin noir en Sachets (Petit) est relativement faible par rapport aux autres prix observés dans cette zone. Prière de corriger ou de confirmer avec le QG. Attention ! Le prix unitaire d'achat (700 Fcfa) de Sucre en poudre  en Kg (taille unique) est relativement élevé par rapport aux autres prix observés dans cette zone. Prière de corriger ou de confirmer avec le QG. Avertissement!!! Le ménage a consommé 21 Pièce Moyen de Poisson frais type 8, cette quantité semble anormale pour une consommation des 7 derniers jours.Prière de corriger ou de confirmer avec le QG. Incohérence!! Dans ce ménage, chaque individus consomme par jour 53.86661 Kg  de cereale; Prière de revoir les quantités prises de ces produits.</w:t>
       </w:r>
     </w:p>
     <w:p>
@@ -3562,7 +3560,7 @@
         <w:rPr>
           <w:sz w:val="20"/>
         </w:rPr>
-        <w:t>- Prière de renseigner toutes les informations du ménage dans la section 0 avant d'entamer les autres informations. Vous avez declaré que le questionnaire est complètement fini mais le questionnaire est en statut partiel, prière de mettre le questionnaire en statut complet s'il est fini.</w:t>
+        <w:t>- Prière de renseigner toutes les informations du ménage dans la section 0 avant d'entamer les autres informations.</w:t>
       </w:r>
     </w:p>
     <w:p>
@@ -3587,7 +3585,7 @@
         <w:br/>
         <w:t xml:space="preserve">- Les informations sur l'acte de naissance (ni Jours, ni mois et ni années) de  GAMOU KEBE  manquent, s'il vous plait pouvez-vous fournir d'effort pour avoir ces informations. Attention ! Le montant (9999 Fcfa) dépensé ou reçu en cadeau pour les cartes prépayées, les transferts de crédit et les abonnements de  GAMOU KEBE est relativement élevé par rapport aux autres montants depansés observés dans cette zone. Prière de corriger ou de confirmer avec le QG. Attention ! Le montant (9999 Fcfa) dépensé ou reçu en cadeau pour les recharges internet ou de forfaits de données mobiles(hors appels vocaux), aucours des 30 derniers jours de  GAMOU KEBE est relativement élevé par rapport aux autres montants depansés observés dans cette zone. Prière de corriger ou de confirmer avec le QG. </w:t>
         <w:br/>
-        <w:t xml:space="preserve">- Les informations sur l'acte de naissance (ni Jours, ni mois et ni années) de  KHADY WADE  manquent, s'il vous plait pouvez-vous fournir d'effort pour avoir ces informations. Attention ! Le montant (4000 Fcfa) dépensé ou reçu en cadeau pour les recharges internet ou de forfaits de données mobiles(hors appels vocaux), aucours des 30 derniers jours de  KHADY WADE est relativement élevé par rapport aux autres montants depansés observés dans cette zone. Prière de corriger ou de confirmer avec le QG. </w:t>
+        <w:t xml:space="preserve">- Les informations sur l'acte de naissance (ni Jours, ni mois et ni années) de  KHADY WADE  manquent, s'il vous plait pouvez-vous fournir d'effort pour avoir ces informations. </w:t>
         <w:br/>
         <w:t xml:space="preserve">- Les informations sur l'acte de naissance (ni Jours, ni mois et ni années) de  MAME DIARRA WADE  manquent, s'il vous plait pouvez-vous fournir d'effort pour avoir ces informations. </w:t>
         <w:br/>
@@ -3749,7 +3747,7 @@
         <w:rPr>
           <w:sz w:val="20"/>
         </w:rPr>
-        <w:t>- Attention ! Le prix unitaire d'achat (150 Fcfa) de Escargots en Pièce (Petit) est relativement élevé par rapport aux autres prix observés dans cette zone. Prière de corriger ou de confirmer avec le QG. Attention ! Le prix unitaire d'achat (200 Fcfa) de Feuilles de patate en Sachets (Petit) est relativement élevé par rapport aux autres prix observés dans cette zone. Prière de corriger ou de confirmer avec le QG. Attention ! Le prix unitaire d'achat (200 Fcfa) de Mayonnaise en Sachets (Petit) est relativement élevé par rapport aux autres prix observés dans cette zone. Prière de corriger ou de confirmer avec le QG. Avertissement!! La quantité (3.75 litre) du produit Huile d'arachide raffinée consommée  par le ménage semble très élevé, prière de corriger ou confirmer avec le QG. Avertissement!!! Le ménage a consommé 14 Paquet Petit de Thé en sachet, cette quantité semble anormale pour une consommation des 7 derniers jours.Prière de corriger ou de confirmer avec le QG. Avertissement!! le prix unitaire (150 Fcfa) de Thé en sachet (unité: Paquet) de taille Petit est très faible ou élevé. Prière de corriger ou de confirmer avec le QG. Avertissement!!! Le ménage a consommé 8 Pièce Petit de Carpe séchée, cette quantité semble anormale pour une consommation des 7 derniers jours.Prière de corriger ou de confirmer avec le QG. Difficile de consommer le Sel en Tas Tres petit prière de verifier. Incohérence!! Dans ce ménage, chaque individus consomme par jour 20.22286 Kg  de cereale; Prière de revoir les quantités prises de ces produits. Incohérence!! Dans ce ménage, chaque individus consomme par jour 20.22286 Kg  de cereale; Prière de revoir les quantités prises de ces produits.</w:t>
+        <w:t>- Attention ! Le prix unitaire d'achat (150 Fcfa) de Aubergine   en Pièce (Moyen) est relativement élevé par rapport aux autres prix observés dans cette zone. Prière de corriger ou de confirmer avec le QG. Attention ! Le prix unitaire d'achat (150 Fcfa) de Carotte en Pièce (Moyen) est relativement élevé par rapport aux autres prix observés dans cette zone. Prière de corriger ou de confirmer avec le QG. Attention ! Le prix unitaire d'achat (150 Fcfa) de Escargots en Pièce (Petit) est relativement élevé par rapport aux autres prix observés dans cette zone. Prière de corriger ou de confirmer avec le QG. Attention ! Le prix unitaire d'achat (200 Fcfa) de Feuilles de patate en Sachets (Petit) est relativement élevé par rapport aux autres prix observés dans cette zone. Prière de corriger ou de confirmer avec le QG. Attention ! Le prix unitaire d'achat (200 Fcfa) de Mayonnaise en Sachets (Petit) est relativement élevé par rapport aux autres prix observés dans cette zone. Prière de corriger ou de confirmer avec le QG. Avertissement!! La quantité (3.75 litre) du produit Huile d'arachide raffinée consommée  par le ménage semble très élevé, prière de corriger ou confirmer avec le QG. Avertissement!!! Le ménage a consommé 14 Paquet Petit de Thé en sachet, cette quantité semble anormale pour une consommation des 7 derniers jours.Prière de corriger ou de confirmer avec le QG. Avertissement!! le prix unitaire (150 Fcfa) de Thé en sachet (unité: Paquet) de taille Petit est très faible ou élevé. Prière de corriger ou de confirmer avec le QG. Avertissement!!! Le ménage a consommé 8 Pièce Petit de Carpe séchée, cette quantité semble anormale pour une consommation des 7 derniers jours.Prière de corriger ou de confirmer avec le QG. Difficile de consommer le Sel en Tas Tres petit prière de verifier. Incohérence!! Dans ce ménage, chaque individus consomme par jour 32.79834 Kg  de cereale; Prière de revoir les quantités prises de ces produits. Incohérence!! Dans ce ménage, chaque individus consomme par jour 32.79834 Kg  de cereale; Prière de revoir les quantités prises de ces produits.</w:t>
       </w:r>
     </w:p>
     <w:p>
@@ -3815,27 +3813,6 @@
           <w:sz w:val="20"/>
         </w:rPr>
         <w:t>- Le montant (FCFA) du loyer mensuel payé pour un logement comme le votre dans ce village/quartier est trop élevé, Veuillez s'il vous plaît corriger cette information.</w:t>
-      </w:r>
-    </w:p>
-    <w:p>
-      <w:r>
-        <w:rPr>
-          <w:b/>
-          <w:color w:val="4672C4"/>
-          <w:sz w:val="22"/>
-        </w:rPr>
-        <w:t>&gt;&gt; Section12 - Actifs du menage</w:t>
-      </w:r>
-    </w:p>
-    <w:p>
-      <w:pPr>
-        <w:ind w:left="283"/>
-      </w:pPr>
-      <w:r>
-        <w:rPr>
-          <w:sz w:val="20"/>
-        </w:rPr>
-        <w:t>- Attention ! Appareil TV a été revendu à 170000 Fcfa qui est relativement élevé par rapport aux autres prix de revente observés dans cette zone. Prière de corriger ou de confirmer avec le QG.</w:t>
       </w:r>
     </w:p>
     <w:p>
@@ -4227,27 +4204,6 @@
           <w:color w:val="4672C4"/>
           <w:sz w:val="22"/>
         </w:rPr>
-        <w:t>&gt;&gt; Section0 - Identification et renseignements de controle</w:t>
-      </w:r>
-    </w:p>
-    <w:p>
-      <w:pPr>
-        <w:ind w:left="283"/>
-      </w:pPr>
-      <w:r>
-        <w:rPr>
-          <w:sz w:val="20"/>
-        </w:rPr>
-        <w:t>- Vous avez declaré que le questionnaire est complètement fini mais le questionnaire est en statut partiel, prière de mettre le questionnaire en statut complet s'il est fini.</w:t>
-      </w:r>
-    </w:p>
-    <w:p>
-      <w:r>
-        <w:rPr>
-          <w:b/>
-          <w:color w:val="4672C4"/>
-          <w:sz w:val="22"/>
-        </w:rPr>
         <w:t>&gt;&gt; Section1 - Caracteristiques des membres</w:t>
       </w:r>
     </w:p>
@@ -4459,7 +4415,7 @@
         <w:rPr>
           <w:sz w:val="20"/>
         </w:rPr>
-        <w:t>- Attention ! Le prix unitaire d'achat (125 Fcfa) de Lait en poudre en Sachets (Petit) est relativement élevé par rapport aux autres prix observés dans cette zone. Prière de corriger ou de confirmer avec le QG. Attention ! Le prix unitaire d'achat (50 Fcfa) de Aubergine   en Pièce (Petit) est relativement faible par rapport aux autres prix observés dans cette zone. Prière de corriger ou de confirmer avec le QG. Avertissement!! La quantité (8.75 litre) du produit Huile d'arachide raffinée consommée  par le ménage semble très élevé, prière de corriger ou confirmer avec le QG. Avertissement!!! Le ménage a consommé 0.02 Kg taille unique de Sel, cette quantité semble anormale pour une consommation des 7 derniers jours. prière de corriger ou de confirmer avec le QG. Le prix d'achat unitaire (800 Fcfa) de Sel en Sac (25 Kg) de taille taille unique est très faible, prière de regarder les reponses prises dans les questions s07bq07a s07bq07b s07bq07c s07bq08 pour mieux corriger. Difficile de consommer le Sel en Kg taille unique prière de verifier. Attention ! Soupçons de quantité anormale! Le ménage de ALE MBAYE avec une taille de 18 personnes a consommé .02 Kg en taille unique de Sel qui est relativement élevé comme consommation par rapport à la condition de vie des autres ménages de même taille dans cette zone. Prière de corriger ou de confirmer avec le QG. Avertissement!!! Le ménage a consommé 14 Paquet Petit de Thé en sachet, cette quantité semble anormale pour une consommation des 7 derniers jours.Prière de corriger ou de confirmer avec le QG. Avertissement!! le prix unitaire (150 Fcfa) de Thé en sachet (unité: Paquet) de taille Petit est très faible ou élevé. Prière de corriger ou de confirmer avec le QG. Avertissement!!!Le ménage a consommé 49 miche de Moyen de Pain moderne (Baguette)  ce qui semble incoherent pour une consommation aucours des 7 derniers jours, prière de verifier et corriger. Incohérence!! Dans ce ménage, chaque individus consomme par jour 14.7073 Kg  de cereale; Prière de revoir les quantités prises de ces produits. Incohérence!! Dans ce ménage, chaque individus consomme par jour 14.7073 Kg  de cereale; Prière de revoir les quantités prises de ces produits.</w:t>
+        <w:t>- Attention ! Le prix unitaire d'achat (125 Fcfa) de Lait en poudre en Sachets (Petit) est relativement élevé par rapport aux autres prix observés dans cette zone. Prière de corriger ou de confirmer avec le QG. Attention ! Le prix unitaire d'achat (50 Fcfa) de Aubergine   en Pièce (Petit) est relativement faible par rapport aux autres prix observés dans cette zone. Prière de corriger ou de confirmer avec le QG. Avertissement!! La quantité (8.75 litre) du produit Huile d'arachide raffinée consommée  par le ménage semble très élevé, prière de corriger ou confirmer avec le QG. Avertissement!!! Le ménage a consommé 0.02 Kg taille unique de Sel, cette quantité semble anormale pour une consommation des 7 derniers jours. prière de corriger ou de confirmer avec le QG. Le prix d'achat unitaire (800 Fcfa) de Sel en Sac (25 Kg) de taille taille unique est très faible, prière de regarder les reponses prises dans les questions s07bq07a s07bq07b s07bq07c s07bq08 pour mieux corriger. Difficile de consommer le Sel en Kg taille unique prière de verifier. Attention ! Soupçons de quantité anormale! Le ménage de ALE MBAYE avec une taille de 18 personnes a consommé .02 Kg en taille unique de Sel qui est relativement élevé comme consommation par rapport à la condition de vie des autres ménages de même taille dans cette zone. Prière de corriger ou de confirmer avec le QG. Avertissement!!! Le ménage a consommé 14 Paquet Petit de Thé en sachet, cette quantité semble anormale pour une consommation des 7 derniers jours.Prière de corriger ou de confirmer avec le QG. Avertissement!! le prix unitaire (150 Fcfa) de Thé en sachet (unité: Paquet) de taille Petit est très faible ou élevé. Prière de corriger ou de confirmer avec le QG. Avertissement!!!Le ménage a consommé 49 miche de Moyen de Pain moderne (Baguette)  ce qui semble incoherent pour une consommation aucours des 7 derniers jours, prière de verifier et corriger. Incohérence!! Dans ce ménage, chaque individus consomme par jour 25.44341 Kg  de cereale; Prière de revoir les quantités prises de ces produits. Incohérence!! Dans ce ménage, chaque individus consomme par jour 25.44341 Kg  de cereale; Prière de revoir les quantités prises de ces produits.</w:t>
       </w:r>
     </w:p>
     <w:p>
@@ -5077,7 +5033,7 @@
         <w:rPr>
           <w:sz w:val="20"/>
         </w:rPr>
-        <w:t>- Attention ! Le prix unitaire d'achat (50 Fcfa) de Tamarin noir en Sachets (Petit) est relativement faible par rapport aux autres prix observés dans cette zone. Prière de corriger ou de confirmer avec le QG. Attention ! Le prix unitaire d'achat (700 Fcfa) de Sucre en poudre  en Kg (taille unique) est relativement élevé par rapport aux autres prix observés dans cette zone. Prière de corriger ou de confirmer avec le QG. Avertissement!!! Le ménage a consommé 5 Boite (Autre que la boite/pot de tomate) Tres petit de Thé en sachet, cette quantité semble anormale pour une consommation des 7 derniers jours.Les ménages consomment géneralement en sachet ou en paquet, prière de corriger ou de confirmer avec le QG. Incohérence!! Dans ce ménage, chaque individus consomme par jour 27.95357 Kg  de cereale; Prière de revoir les quantités prises de ces produits.</w:t>
+        <w:t>- Attention ! Le prix unitaire d'achat (250 Fcfa) de Concentré de tomate en Sachets (Petit) est relativement élevé par rapport aux autres prix observés dans cette zone. Prière de corriger ou de confirmer avec le QG. Attention ! Le prix unitaire d'achat (4250 Fcfa) de Viande de bœuf: filet, faux-filet en Kg (taille unique) est relativement élevé par rapport aux autres prix observés dans cette zone. Prière de corriger ou de confirmer avec le QG. Attention ! Le prix unitaire d'achat (50 Fcfa) de Courge en Morceau (Portion) (Petit) est relativement faible par rapport aux autres prix observés dans cette zone. Prière de corriger ou de confirmer avec le QG. Attention ! Le prix unitaire d'achat (50 Fcfa) de Tamarin noir en Sachets (Petit) est relativement faible par rapport aux autres prix observés dans cette zone. Prière de corriger ou de confirmer avec le QG. Attention ! Le prix unitaire d'achat (700 Fcfa) de Sucre en poudre  en Kg (taille unique) est relativement élevé par rapport aux autres prix observés dans cette zone. Prière de corriger ou de confirmer avec le QG. Avertissement!!! Le ménage a consommé 5 Boite (Autre que la boite/pot de tomate) Tres petit de Thé en sachet, cette quantité semble anormale pour une consommation des 7 derniers jours.Les ménages consomment géneralement en sachet ou en paquet, prière de corriger ou de confirmer avec le QG. Incohérence!! Dans ce ménage, chaque individus consomme par jour 45.125 Kg  de cereale; Prière de revoir les quantités prises de ces produits.</w:t>
       </w:r>
     </w:p>
     <w:p>
@@ -5472,7 +5428,7 @@
         <w:rPr>
           <w:sz w:val="20"/>
         </w:rPr>
-        <w:t>- Vous avez declaré que le questionnaire est complètement fini mais le questionnaire est en statut partiel, prière de mettre le questionnaire en statut complet s'il est fini. Il est obligatoire de prendre les coordonnées Gps avant d'administrer le questionnaire. Prière de prendre les coordonnées GPS.</w:t>
+        <w:t>- Il est obligatoire de prendre les coordonnées Gps avant d'administrer le questionnaire. Prière de prendre les coordonnées GPS.</w:t>
       </w:r>
     </w:p>
     <w:p>
@@ -5572,7 +5528,7 @@
         <w:rPr>
           <w:sz w:val="20"/>
         </w:rPr>
-        <w:t>- La dernière fois que vous avez acheté Mil est vendeuse de couscous et semble exister dans les modalités, prière de prendre attache avec le QG pour plus d'explication afin de la classer bien. Attention ! Le prix unitaire d'achat (100 Fcfa) de Poivre en Sachets (Tres petit) est relativement élevé par rapport aux autres prix observés dans cette zone. Prière de corriger ou de confirmer avec le QG. Attention ! Le prix unitaire d'achat (200 Fcfa) de Piment séché en Sachets (Moyen) est relativement élevé par rapport aux autres prix observés dans cette zone. Prière de corriger ou de confirmer avec le QG. Avertissement!! La quantité (7 litre) du produit Huile d'arachide raffinée consommée  par le ménage semble très élevé, prière de corriger ou confirmer avec le QG. Avertissement!!! Le ménage a consommé 7 Paquet Petit de Thé en sachet, cette quantité semble anormale pour une consommation des 7 derniers jours.Prière de corriger ou de confirmer avec le QG. Avertissement!! le prix unitaire (100 Fcfa) de Thé en sachet (unité: Paquet) de taille Petit est très faible ou élevé. Prière de corriger ou de confirmer avec le QG. Attention ! Le prix unitaire d'achat (100 Fcfa) de Thé en sachet en Paquet (Petit) est relativement faible par rapport aux autres prix observés dans cette zone. Prière de corriger ou de confirmer avec le QG. Incohérence!! Dans ce ménage, chaque individus consomme par jour 41.69629 Kg  de cereale; Prière de revoir les quantités prises de ces produits.</w:t>
+        <w:t>- La dernière fois que vous avez acheté Mil est vendeuse de couscous et semble exister dans les modalités, prière de prendre attache avec le QG pour plus d'explication afin de la classer bien. Attention ! Le prix unitaire d'achat (100 Fcfa) de Piment frais en Pièce (Petit) est relativement élevé par rapport aux autres prix observés dans cette zone. Prière de corriger ou de confirmer avec le QG. Attention ! Le prix unitaire d'achat (100 Fcfa) de Poivre en Sachets (Tres petit) est relativement élevé par rapport aux autres prix observés dans cette zone. Prière de corriger ou de confirmer avec le QG. Attention ! Le prix unitaire d'achat (200 Fcfa) de Piment séché en Sachets (Moyen) est relativement élevé par rapport aux autres prix observés dans cette zone. Prière de corriger ou de confirmer avec le QG. Avertissement!! La quantité (7 litre) du produit Huile d'arachide raffinée consommée  par le ménage semble très élevé, prière de corriger ou confirmer avec le QG. Avertissement!!! Le ménage a consommé 7 Paquet Petit de Thé en sachet, cette quantité semble anormale pour une consommation des 7 derniers jours.Prière de corriger ou de confirmer avec le QG. Avertissement!! le prix unitaire (100 Fcfa) de Thé en sachet (unité: Paquet) de taille Petit est très faible ou élevé. Prière de corriger ou de confirmer avec le QG. Incohérence!! Dans ce ménage, chaque individus consomme par jour 81.21772 Kg  de cereale; Prière de revoir les quantités prises de ces produits.</w:t>
       </w:r>
     </w:p>
     <w:p>
@@ -5636,27 +5592,6 @@
           <w:sz w:val="20"/>
         </w:rPr>
         <w:t>- Avertissement!! Le ménage (vit en milieu urbain) se débarrasse de ses ordures ménagères soit par le Dépotoir sauvage, brûle et enterre, prière de corriger ou confirmer avec le QG.</w:t>
-      </w:r>
-    </w:p>
-    <w:p>
-      <w:r>
-        <w:rPr>
-          <w:b/>
-          <w:color w:val="4672C4"/>
-          <w:sz w:val="22"/>
-        </w:rPr>
-        <w:t>&gt;&gt; Section12 - Actifs du menage</w:t>
-      </w:r>
-    </w:p>
-    <w:p>
-      <w:pPr>
-        <w:ind w:left="283"/>
-      </w:pPr>
-      <w:r>
-        <w:rPr>
-          <w:sz w:val="20"/>
-        </w:rPr>
-        <w:t>- Attention ! Appareil TV a été revendu à 150000 Fcfa qui est relativement élevé par rapport aux autres prix de revente observés dans cette zone. Prière de corriger ou de confirmer avec le QG.</w:t>
       </w:r>
     </w:p>
     <w:p>
@@ -6128,7 +6063,7 @@
         <w:rPr>
           <w:sz w:val="20"/>
         </w:rPr>
-        <w:t xml:space="preserve">- Incohérence ! SERIGNE FALLOU MBENGUE est âgé de 13 ans et fréquente le fondamental 2, tandis qu'il a débuté l'école à l'âge de 8 ans. Veuillez vérifier les informations renseignées aux questions s02q15, s02q08 ainsi que l'âge de l'individu, et corriger l'incohérence. Attention ! Le frais de scolarité (70000 Fcfa) de SERIGNE FALLOU MBENGUE en 1ére année de Secondaire 1 (Moyen) Général est relativement élevé par rapport aux autres frais de scolarités observés dans cette zone. Prière de corriger ou de confirmer avec le QG. </w:t>
+        <w:t xml:space="preserve">- Incohérence ! SERIGNE FALLOU MBENGUE est âgé de 13 ans et fréquente le fondamental 2, tandis qu'il a débuté l'école à l'âge de 8 ans. Veuillez vérifier les informations renseignées aux questions s02q15, s02q08 ainsi que l'âge de l'individu, et corriger l'incohérence. </w:t>
         <w:br/>
         <w:t xml:space="preserve">- Peu probable! ABDOU LAHAT MBENGUE  n'arrive pas  à comprendre un petit texte lu dans une langue locale (s02q03). Veuillez corriger ou donner des explications au QG. Peu probable! ABDOU LAHAT MBENGUE  ne sait ni lire, ni écrire, ni comprendre dans aucune des langues  (s02q01,s02q02,s02q03). Veuillez corriger ou donner des explications au QG. Peu plausible ABDOU LAHAT MBENGUE fréquente au minimum le fondamental 1 mais ne sait ni lire ni comprendre la langue française, prière de corriger ou de confirmer avec le QG merci. Avertissement!! ABDOU LAHAT MBENGUE fréquente au minimum la troisième année de fondamental 1 mais ne sait pas écrire, prière de corriger ou confirmer avec le QG. Incohérence!! ABDOU LAHAT MBENGUE fréquente l'école  mais ne paie ni la scolarité ni la cotisation, prière de corriger ou fournir une explication à cela. Dans les milieux urbains c'est peu probable de voir une école dont les élèves ou étudiants ne dépensent pas en frais d'uniformes, prière de verifier pour ABDOU LAHAT MBENGUE et corriger ou confirmer avec le QG. </w:t>
         <w:br/>
@@ -6226,7 +6161,7 @@
         <w:rPr>
           <w:sz w:val="20"/>
         </w:rPr>
-        <w:t>- Attention ! Le prix unitaire d'achat (700 Fcfa) de Sucre en poudre  en Kg (taille unique) est relativement élevé par rapport aux autres prix observés dans cette zone. Prière de corriger ou de confirmer avec le QG. Avertissement!!! Le ménage a consommé 3 Paquet Petit de Thé en sachet, cette quantité semble anormale pour une consommation des 7 derniers jours.Prière de corriger ou de confirmer avec le QG. Avertissement!! le prix unitaire (150 Fcfa) de Thé en sachet (unité: Paquet) de taille Petit est très faible ou élevé. Prière de corriger ou de confirmer avec le QG. Incohérence!! Dans ce ménage, chaque individus consomme par jour 7.242064 Kg  de cereale; Prière de revoir les quantités prises de ces produits.</w:t>
+        <w:t>- Attention ! Le prix unitaire d'achat (33.33333 Fcfa) de Tomate fraîche en Sachets (Moyen) est relativement faible par rapport aux autres prix observés dans cette zone. Prière de corriger ou de confirmer avec le QG. Attention ! Le prix unitaire d'achat (50 Fcfa) de Aubergine   en Pièce (Moyen) est relativement faible par rapport aux autres prix observés dans cette zone. Prière de corriger ou de confirmer avec le QG. Attention ! Le prix unitaire d'achat (50 Fcfa) de Escargots en Morceau (Portion) (Petit) est relativement faible par rapport aux autres prix observés dans cette zone. Prière de corriger ou de confirmer avec le QG. Attention ! Le prix unitaire d'achat (50 Fcfa) de Feuilles de  Haricot en Tas (Moyen) est relativement faible par rapport aux autres prix observés dans cette zone. Prière de corriger ou de confirmer avec le QG. Attention ! Le prix unitaire d'achat (50 Fcfa) de Silure séché en Morceau (Portion) (Petit) est relativement faible par rapport aux autres prix observés dans cette zone. Prière de corriger ou de confirmer avec le QG. Attention ! Le prix unitaire d'achat (700 Fcfa) de Sucre en poudre  en Kg (taille unique) est relativement élevé par rapport aux autres prix observés dans cette zone. Prière de corriger ou de confirmer avec le QG. Avertissement!!! Le ménage a consommé 3 Paquet Petit de Thé en sachet, cette quantité semble anormale pour une consommation des 7 derniers jours.Prière de corriger ou de confirmer avec le QG. Avertissement!! le prix unitaire (150 Fcfa) de Thé en sachet (unité: Paquet) de taille Petit est très faible ou élevé. Prière de corriger ou de confirmer avec le QG. Incohérence!! Dans ce ménage, chaque individus consomme par jour 12.10952 Kg  de cereale; Prière de revoir les quantités prises de ces produits.</w:t>
       </w:r>
     </w:p>
     <w:p>
@@ -6291,13 +6226,11 @@
         <w:rPr>
           <w:sz w:val="20"/>
         </w:rPr>
-        <w:t xml:space="preserve">- Attention ! Antenne parabolique / décodeur a été revendu à 25000 Fcfa qui est relativement élevé par rapport aux autres prix de revente observés dans cette zone. Prière de corriger ou de confirmer avec le QG. </w:t>
+        <w:t xml:space="preserve">- Attention ! Antenne parabolique / décodeur a été achété à 30000 Fcfa est relativement élevé par rapport aux autres prix d'achat observés dans cette zone. Prière de corriger ou de confirmer avec le QG. </w:t>
         <w:br/>
-        <w:t xml:space="preserve">- Attention ! Lit a été revendu à 350000 Fcfa qui est relativement élevé par rapport aux autres prix de revente observés dans cette zone. Prière de corriger ou de confirmer avec le QG. </w:t>
+        <w:t xml:space="preserve">- Attention ! Radio simple/Radiocassette a été revendu à 22000 Fcfa qui est relativement élevé par rapport aux autres prix de revente observés dans cette zone. Prière de corriger ou de confirmer avec le QG. </w:t>
         <w:br/>
-        <w:t xml:space="preserve">- Attention ! Radio simple/Radiocassette a été achété à 25000 Fcfa est relativement élevé par rapport aux autres prix d'achat observés dans cette zone. Prière de corriger ou de confirmer avec le QG. Attention ! Radio simple/Radiocassette a été revendu à 22000 Fcfa qui est relativement élevé par rapport aux autres prix de revente observés dans cette zone. Prière de corriger ou de confirmer avec le QG. </w:t>
-        <w:br/>
-        <w:t>- Attention ! Téléphone portable a été revendu à 145000 Fcfa qui est relativement élevé par rapport aux autres prix de revente observés dans cette zone. Prière de corriger ou de confirmer avec le QG.</w:t>
+        <w:t>- Attention ! Téléphone portable a été achété à 150000 Fcfa est relativement élevé par rapport aux autres prix d'achat observés dans cette zone. Prière de corriger ou de confirmer avec le QG. Attention ! Téléphone portable a été revendu à 145000 Fcfa qui est relativement élevé par rapport aux autres prix de revente observés dans cette zone. Prière de corriger ou de confirmer avec le QG.</w:t>
       </w:r>
     </w:p>
     <w:p>
@@ -6781,7 +6714,7 @@
         <w:rPr>
           <w:sz w:val="20"/>
         </w:rPr>
-        <w:t>- Attention ! Le prix unitaire d'achat (700 Fcfa) de Sucre en poudre  en Kg (taille unique) est relativement élevé par rapport aux autres prix observés dans cette zone. Prière de corriger ou de confirmer avec le QG. Avertissement!!! Le ménage a consommé 7 Paquet Petit de Thé en sachet, cette quantité semble anormale pour une consommation des 7 derniers jours.Prière de corriger ou de confirmer avec le QG. Avertissement!! le prix unitaire (150 Fcfa) de Thé en sachet (unité: Paquet) de taille Petit est très faible ou élevé. Prière de corriger ou de confirmer avec le QG. Avertissement!!! Le ménage a consommé 8 Morceau (Portion) Moyen de Poisson frais type 8, cette quantité semble anormale pour une consommation des 7 derniers jours.Prière de corriger ou de confirmer avec le QG. Incohérence!! Dans ce ménage, chaque individus consomme par jour 29.33464 Kg  de cereale; Prière de revoir les quantités prises de ces produits.</w:t>
+        <w:t>- Attention ! Le prix unitaire d'achat (250 Fcfa) de Concentré de tomate en Sachets industriel (Moyen) est relativement élevé par rapport aux autres prix observés dans cette zone. Prière de corriger ou de confirmer avec le QG. Attention ! Le prix unitaire d'achat (700 Fcfa) de Sucre en poudre  en Kg (taille unique) est relativement élevé par rapport aux autres prix observés dans cette zone. Prière de corriger ou de confirmer avec le QG. Avertissement!!! Le ménage a consommé 7 Paquet Petit de Thé en sachet, cette quantité semble anormale pour une consommation des 7 derniers jours.Prière de corriger ou de confirmer avec le QG. Avertissement!! le prix unitaire (150 Fcfa) de Thé en sachet (unité: Paquet) de taille Petit est très faible ou élevé. Prière de corriger ou de confirmer avec le QG. Avertissement!!! Le ménage a consommé 8 Morceau (Portion) Moyen de Poisson frais type 8, cette quantité semble anormale pour une consommation des 7 derniers jours.Prière de corriger ou de confirmer avec le QG. Incohérence!! Dans ce ménage, chaque individus consomme par jour 75.57786 Kg  de cereale; Prière de revoir les quantités prises de ces produits.</w:t>
       </w:r>
     </w:p>
     <w:p>
@@ -7192,27 +7125,6 @@
           <w:color w:val="4672C4"/>
           <w:sz w:val="22"/>
         </w:rPr>
-        <w:t>&gt;&gt; Section0 - Identification et renseignements de controle</w:t>
-      </w:r>
-    </w:p>
-    <w:p>
-      <w:pPr>
-        <w:ind w:left="283"/>
-      </w:pPr>
-      <w:r>
-        <w:rPr>
-          <w:sz w:val="20"/>
-        </w:rPr>
-        <w:t>- Vous avez declaré que le questionnaire est complètement fini mais le questionnaire est en statut partiel, prière de mettre le questionnaire en statut complet s'il est fini.</w:t>
-      </w:r>
-    </w:p>
-    <w:p>
-      <w:r>
-        <w:rPr>
-          <w:b/>
-          <w:color w:val="4672C4"/>
-          <w:sz w:val="22"/>
-        </w:rPr>
         <w:t>&gt;&gt; Section1 - Caracteristiques des membres</w:t>
       </w:r>
     </w:p>
@@ -7345,7 +7257,7 @@
         <w:rPr>
           <w:sz w:val="20"/>
         </w:rPr>
-        <w:t>- Attention ! Le prix unitaire d'achat (300 Fcfa) de Sel en Sachets (Moyen) est relativement élevé par rapport aux autres prix observés dans cette zone. Prière de corriger ou de confirmer avec le QG. Attention ! Le prix unitaire d'achat (500 Fcfa) de Tomate fraîche en Sachets (Moyen) est relativement élevé par rapport aux autres prix observés dans cette zone. Prière de corriger ou de confirmer avec le QG. Avertissement!! La quantité (3.75 litre) du produit Huile d'arachide raffinée consommée  par le ménage semble très élevé, prière de corriger ou confirmer avec le QG. Avertissement!!! Le ménage a consommé 13 Pièce Moyen de Capitaine frais, cette quantité semble anormale pour une consommation des 7 derniers jours.Prière de corriger ou de confirmer avec le QG. Avertissement!!! Le ménage a consommé 2 Paquet Petit de Thé en sachet, cette quantité semble anormale pour une consommation des 7 derniers jours.Prière de corriger ou de confirmer avec le QG. Avertissement!! le prix unitaire (150 Fcfa) de Thé en sachet (unité: Paquet) de taille Petit est très faible ou élevé. Prière de corriger ou de confirmer avec le QG. Incohérence!! Dans ce ménage, chaque individus consomme par jour 35.65047 Kg  de cereale; Prière de revoir les quantités prises de ces produits. Incohérence!! Dans ce ménage, chaque individus consomme par jour 35.65047 Kg  de cereale; Prière de revoir les quantités prises de ces produits. Incohérence!! Dans ce ménage, chaque individus consomme par jour 35.65047 Kg  de cereale; Prière de revoir les quantités prises de ces produits.  La dernière fois que vous avez acheté Autres céréales est vendeuse dans sa propre maison et semble exister dans les modalités, prière de prendre attache avec le QG pour plus d'explication afin de la classer bien.</w:t>
+        <w:t>- Attention ! Le prix unitaire d'achat (250 Fcfa) de Feuilles de  Haricot en Tas (Moyen) est relativement élevé par rapport aux autres prix observés dans cette zone. Prière de corriger ou de confirmer avec le QG. Attention ! Le prix unitaire d'achat (300 Fcfa) de Sel en Sachets (Moyen) est relativement élevé par rapport aux autres prix observés dans cette zone. Prière de corriger ou de confirmer avec le QG. Attention ! Le prix unitaire d'achat (500 Fcfa) de Tomate fraîche en Sachets (Moyen) est relativement élevé par rapport aux autres prix observés dans cette zone. Prière de corriger ou de confirmer avec le QG. Attention ! Soupçons de quantité anormale! Le ménage de DJIBRIL SARR avec une taille de 6 personnes a consommé 14 Pièce en Moyen de Carotte qui est relativement élevé comme consommation par rapport à la condition de vie des autres ménages de même taille dans cette zone. Prière de corriger ou de confirmer avec le QG. Avertissement!! La quantité (3.75 litre) du produit Huile d'arachide raffinée consommée  par le ménage semble très élevé, prière de corriger ou confirmer avec le QG. Avertissement!!! Le ménage a consommé 13 Pièce Moyen de Capitaine frais, cette quantité semble anormale pour une consommation des 7 derniers jours.Prière de corriger ou de confirmer avec le QG. Avertissement!!! Le ménage a consommé 2 Paquet Petit de Thé en sachet, cette quantité semble anormale pour une consommation des 7 derniers jours.Prière de corriger ou de confirmer avec le QG. Avertissement!! le prix unitaire (150 Fcfa) de Thé en sachet (unité: Paquet) de taille Petit est très faible ou élevé. Prière de corriger ou de confirmer avec le QG. Incohérence!! Dans ce ménage, chaque individus consomme par jour 63.52095 Kg  de cereale; Prière de revoir les quantités prises de ces produits. Incohérence!! Dans ce ménage, chaque individus consomme par jour 63.52095 Kg  de cereale; Prière de revoir les quantités prises de ces produits. Incohérence!! Dans ce ménage, chaque individus consomme par jour 63.52095 Kg  de cereale; Prière de revoir les quantités prises de ces produits.  La dernière fois que vous avez acheté Autres céréales est vendeuse dans sa propre maison et semble exister dans les modalités, prière de prendre attache avec le QG pour plus d'explication afin de la classer bien.</w:t>
       </w:r>
     </w:p>
     <w:p>
